--- a/data/hw/Outline.docx
+++ b/data/hw/Outline.docx
@@ -151,13 +151,27 @@
           <w:b/>
           <w:bCs/>
         </w:rPr>
-        <w:t xml:space="preserve"> that will be expanded on</w:t>
+        <w:t xml:space="preserve"> that </w:t>
       </w:r>
       <w:r>
         <w:rPr>
           <w:b/>
           <w:bCs/>
         </w:rPr>
+        <w:t>can</w:t>
+      </w:r>
+      <w:r>
+        <w:rPr>
+          <w:b/>
+          <w:bCs/>
+        </w:rPr>
+        <w:t xml:space="preserve"> be expanded on</w:t>
+      </w:r>
+      <w:r>
+        <w:rPr>
+          <w:b/>
+          <w:bCs/>
+        </w:rPr>
         <w:t xml:space="preserve"> when </w:t>
       </w:r>
       <w:r>
@@ -168,27 +182,16 @@
         <w:t>you write your paper</w:t>
       </w:r>
       <w:r>
-        <w:rPr>
-          <w:b/>
-          <w:bCs/>
-        </w:rPr>
         <w:t xml:space="preserve"> </w:t>
       </w:r>
       <w:r>
-        <w:t>(except for Methods, see below)</w:t>
-      </w:r>
-      <w:r>
-        <w:rPr>
-          <w:b/>
-          <w:bCs/>
-        </w:rPr>
-        <w:t>.</w:t>
-      </w:r>
-      <w:r>
-        <w:t xml:space="preserve"> </w:t>
-      </w:r>
-      <w:r>
-        <w:t xml:space="preserve">This sentence should be specific and appropriate to include in your paper (it should not say </w:t>
+        <w:t xml:space="preserve">(except for Results, see below). </w:t>
+      </w:r>
+      <w:r>
+        <w:t xml:space="preserve">This sentence should </w:t>
+      </w:r>
+      <w:r>
+        <w:t xml:space="preserve">not say </w:t>
       </w:r>
       <w:r>
         <w:rPr>
@@ -198,7 +201,24 @@
         <w:t xml:space="preserve">what </w:t>
       </w:r>
       <w:r>
-        <w:t xml:space="preserve">you are going to include. (For example, in describing bladder cancer, I would say: </w:t>
+        <w:t xml:space="preserve">you are going to </w:t>
+      </w:r>
+      <w:proofErr w:type="gramStart"/>
+      <w:r>
+        <w:t>include;</w:t>
+      </w:r>
+      <w:proofErr w:type="gramEnd"/>
+      <w:r>
+        <w:t xml:space="preserve"> the sentence should </w:t>
+      </w:r>
+      <w:r>
+        <w:t>be specific and appropriate to include in your paper</w:t>
+      </w:r>
+      <w:r>
+        <w:t xml:space="preserve"> as written</w:t>
+      </w:r>
+      <w:r>
+        <w:t xml:space="preserve">. (For example, in describing bladder cancer, I would say: </w:t>
       </w:r>
       <w:r>
         <w:rPr>
@@ -868,6 +888,17 @@
     </w:p>
     <w:p>
       <w:pPr>
+        <w:tabs>
+          <w:tab w:val="num" w:pos="1440"/>
+        </w:tabs>
+        <w:ind w:left="360"/>
+        <w:rPr>
+          <w:b/>
+        </w:rPr>
+      </w:pPr>
+    </w:p>
+    <w:p>
+      <w:pPr>
         <w:pStyle w:val="ListParagraph"/>
         <w:numPr>
           <w:ilvl w:val="0"/>
@@ -884,7 +915,6 @@
         <w:rPr>
           <w:b/>
         </w:rPr>
-        <w:lastRenderedPageBreak/>
         <w:t xml:space="preserve">Materials and Methods </w:t>
       </w:r>
       <w:r>
@@ -982,13 +1012,6 @@
         </w:rPr>
         <w:t>Method description #3</w:t>
       </w:r>
-    </w:p>
-    <w:p>
-      <w:pPr>
-        <w:tabs>
-          <w:tab w:val="num" w:pos="1440"/>
-        </w:tabs>
-      </w:pPr>
     </w:p>
     <w:p>
       <w:pPr>
@@ -1054,7 +1077,13 @@
         <w:t>configuration</w:t>
       </w:r>
       <w:r>
-        <w:t xml:space="preserve"> in a simulation of evacuation. </w:t>
+        <w:t xml:space="preserve"> in a simulation of </w:t>
+      </w:r>
+      <w:r>
+        <w:t xml:space="preserve">an </w:t>
+      </w:r>
+      <w:r>
+        <w:t xml:space="preserve">evacuation. </w:t>
       </w:r>
       <w:r>
         <w:t>Figures</w:t>
@@ -1071,7 +1100,16 @@
       </w:r>
       <w:proofErr w:type="spellEnd"/>
       <w:r>
-        <w:t xml:space="preserve">), and describe the </w:t>
+        <w:t xml:space="preserve">), </w:t>
+      </w:r>
+      <w:r>
+        <w:t xml:space="preserve">along with </w:t>
+      </w:r>
+      <w:r>
+        <w:t>the</w:t>
+      </w:r>
+      <w:r>
+        <w:t xml:space="preserve"> descriptions of what the</w:t>
       </w:r>
       <w:r>
         <w:t xml:space="preserve"> </w:t>
@@ -1092,7 +1130,19 @@
         <w:t>y</w:t>
       </w:r>
       <w:r>
-        <w:t xml:space="preserve"> values; table descriptions must include descriptions of </w:t>
+        <w:t xml:space="preserve"> values</w:t>
+      </w:r>
+      <w:r>
+        <w:t xml:space="preserve"> represent</w:t>
+      </w:r>
+      <w:r>
+        <w:t xml:space="preserve">; table descriptions must include descriptions </w:t>
+      </w:r>
+      <w:r>
+        <w:t>for</w:t>
+      </w:r>
+      <w:r>
+        <w:t xml:space="preserve"> </w:t>
       </w:r>
       <w:r>
         <w:t xml:space="preserve">the </w:t>
@@ -1101,7 +1151,25 @@
         <w:t>columns and rows</w:t>
       </w:r>
       <w:r>
-        <w:t>.)</w:t>
+        <w:t>.</w:t>
+      </w:r>
+      <w:r>
+        <w:t xml:space="preserve"> Figures </w:t>
+      </w:r>
+      <w:r>
+        <w:t xml:space="preserve">and tables </w:t>
+      </w:r>
+      <w:r>
+        <w:t>should not be redundant,</w:t>
+      </w:r>
+      <w:r>
+        <w:t xml:space="preserve"> e.g., you should not have 1 table and 1 figure for the same data</w:t>
+      </w:r>
+      <w:r>
+        <w:t>)</w:t>
+      </w:r>
+      <w:r>
+        <w:t>.</w:t>
       </w:r>
     </w:p>
     <w:p>
@@ -1352,7 +1420,10 @@
         <w:t>Related work (</w:t>
       </w:r>
       <w:r>
-        <w:t xml:space="preserve">describe and </w:t>
+        <w:t>provide a 1-sentence summary</w:t>
+      </w:r>
+      <w:r>
+        <w:t xml:space="preserve"> and </w:t>
       </w:r>
       <w:r>
         <w:rPr>
@@ -1800,13 +1871,6 @@
         <w:tabs>
           <w:tab w:val="num" w:pos="1440"/>
         </w:tabs>
-      </w:pPr>
-    </w:p>
-    <w:p>
-      <w:pPr>
-        <w:rPr>
-          <w:b/>
-        </w:rPr>
       </w:pPr>
     </w:p>
     <w:p/>

--- a/data/hw/Outline.docx
+++ b/data/hw/Outline.docx
@@ -386,31 +386,29 @@
     <w:p/>
     <w:p>
       <w:pPr>
-        <w:pStyle w:val="ListParagraph"/>
+        <w:rPr>
+          <w:b/>
+          <w:bCs/>
+          <w:i/>
+          <w:iCs/>
+          <w:sz w:val="32"/>
+          <w:szCs w:val="32"/>
+        </w:rPr>
+      </w:pPr>
+    </w:p>
+    <w:p>
+      <w:pPr>
         <w:ind w:left="360"/>
-      </w:pPr>
-      <w:r>
-        <w:t xml:space="preserve">For those working in a group, you must include a section for </w:t>
-      </w:r>
-      <w:r>
-        <w:rPr>
-          <w:b/>
-        </w:rPr>
-        <w:t>Member contributions and alternative approaches</w:t>
-      </w:r>
-      <w:r>
-        <w:t xml:space="preserve">, with subsections for each person, as outlined below. The purpose of this section is to make sure that each person can complete a project </w:t>
-      </w:r>
-      <w:proofErr w:type="gramStart"/>
-      <w:r>
-        <w:t>in the event that</w:t>
-      </w:r>
-      <w:proofErr w:type="gramEnd"/>
-      <w:r>
-        <w:t xml:space="preserve"> one or more of their group members are unable to (e.g., they get sick or flee the country). This is an important aspect of research (see examples below).</w:t>
-      </w:r>
-    </w:p>
-    <w:p/>
+        <w:rPr>
+          <w:b/>
+          <w:bCs/>
+          <w:i/>
+          <w:iCs/>
+          <w:sz w:val="32"/>
+          <w:szCs w:val="32"/>
+        </w:rPr>
+      </w:pPr>
+    </w:p>
     <w:p>
       <w:pPr>
         <w:ind w:left="360"/>
@@ -899,6 +897,28 @@
     </w:p>
     <w:p>
       <w:pPr>
+        <w:tabs>
+          <w:tab w:val="num" w:pos="1440"/>
+        </w:tabs>
+        <w:ind w:left="360"/>
+        <w:rPr>
+          <w:b/>
+        </w:rPr>
+      </w:pPr>
+    </w:p>
+    <w:p>
+      <w:pPr>
+        <w:tabs>
+          <w:tab w:val="num" w:pos="1440"/>
+        </w:tabs>
+        <w:ind w:left="360"/>
+        <w:rPr>
+          <w:b/>
+        </w:rPr>
+      </w:pPr>
+    </w:p>
+    <w:p>
+      <w:pPr>
         <w:pStyle w:val="ListParagraph"/>
         <w:numPr>
           <w:ilvl w:val="0"/>
@@ -915,6 +935,7 @@
         <w:rPr>
           <w:b/>
         </w:rPr>
+        <w:lastRenderedPageBreak/>
         <w:t xml:space="preserve">Materials and Methods </w:t>
       </w:r>
       <w:r>
@@ -1267,6 +1288,15 @@
     </w:p>
     <w:p>
       <w:pPr>
+        <w:pStyle w:val="ListParagraph"/>
+        <w:ind w:left="1440"/>
+        <w:rPr>
+          <w:bCs/>
+        </w:rPr>
+      </w:pPr>
+    </w:p>
+    <w:p>
+      <w:pPr>
         <w:tabs>
           <w:tab w:val="num" w:pos="1440"/>
         </w:tabs>
@@ -1646,304 +1676,7 @@
         </w:rPr>
       </w:pPr>
     </w:p>
-    <w:p>
-      <w:pPr>
-        <w:rPr>
-          <w:b/>
-        </w:rPr>
-      </w:pPr>
-    </w:p>
-    <w:p>
-      <w:pPr>
-        <w:rPr>
-          <w:b/>
-        </w:rPr>
-      </w:pPr>
-    </w:p>
-    <w:p>
-      <w:pPr>
-        <w:rPr>
-          <w:b/>
-        </w:rPr>
-      </w:pPr>
-    </w:p>
-    <w:p>
-      <w:pPr>
-        <w:rPr>
-          <w:b/>
-        </w:rPr>
-      </w:pPr>
-    </w:p>
-    <w:p>
-      <w:pPr>
-        <w:pStyle w:val="ListParagraph"/>
-        <w:numPr>
-          <w:ilvl w:val="0"/>
-          <w:numId w:val="8"/>
-        </w:numPr>
-        <w:rPr>
-          <w:b/>
-          <w:bCs/>
-        </w:rPr>
-      </w:pPr>
-      <w:r>
-        <w:rPr>
-          <w:b/>
-          <w:bCs/>
-        </w:rPr>
-        <w:t>Member contributions and alternative approaches</w:t>
-      </w:r>
-      <w:r>
-        <w:rPr>
-          <w:b/>
-          <w:bCs/>
-        </w:rPr>
-        <w:t xml:space="preserve"> (for group</w:t>
-      </w:r>
-      <w:r>
-        <w:rPr>
-          <w:b/>
-          <w:bCs/>
-        </w:rPr>
-        <w:t xml:space="preserve"> projects</w:t>
-      </w:r>
-      <w:r>
-        <w:rPr>
-          <w:b/>
-          <w:bCs/>
-        </w:rPr>
-        <w:t xml:space="preserve"> only</w:t>
-      </w:r>
-      <w:r>
-        <w:rPr>
-          <w:b/>
-          <w:bCs/>
-        </w:rPr>
-        <w:t>; see examples below</w:t>
-      </w:r>
-      <w:r>
-        <w:rPr>
-          <w:b/>
-          <w:bCs/>
-        </w:rPr>
-        <w:t>)</w:t>
-      </w:r>
-    </w:p>
-    <w:p>
-      <w:pPr>
-        <w:ind w:left="360"/>
-      </w:pPr>
-      <w:r>
-        <w:t xml:space="preserve"> </w:t>
-      </w:r>
-    </w:p>
-    <w:p>
-      <w:pPr>
-        <w:ind w:left="1080"/>
-      </w:pPr>
-      <w:r>
-        <w:t xml:space="preserve">a.   </w:t>
-      </w:r>
-      <w:r>
-        <w:rPr>
-          <w:i/>
-          <w:iCs/>
-        </w:rPr>
-        <w:t>Person #1</w:t>
-      </w:r>
-    </w:p>
-    <w:p>
-      <w:pPr>
-        <w:ind w:left="1080"/>
-      </w:pPr>
-    </w:p>
-    <w:p>
-      <w:pPr>
-        <w:pStyle w:val="ListParagraph"/>
-        <w:numPr>
-          <w:ilvl w:val="2"/>
-          <w:numId w:val="4"/>
-        </w:numPr>
-      </w:pPr>
-      <w:r>
-        <w:t xml:space="preserve">Project contributions: </w:t>
-      </w:r>
-      <w:r>
-        <w:rPr>
-          <w:i/>
-          <w:iCs/>
-        </w:rPr>
-        <w:t xml:space="preserve">description of </w:t>
-      </w:r>
-      <w:r>
-        <w:rPr>
-          <w:i/>
-          <w:iCs/>
-        </w:rPr>
-        <w:t>the research that this person will do for the project</w:t>
-      </w:r>
-    </w:p>
-    <w:p>
-      <w:pPr>
-        <w:pStyle w:val="ListParagraph"/>
-        <w:ind w:left="2160"/>
-      </w:pPr>
-    </w:p>
-    <w:p>
-      <w:pPr>
-        <w:pStyle w:val="ListParagraph"/>
-        <w:numPr>
-          <w:ilvl w:val="2"/>
-          <w:numId w:val="4"/>
-        </w:numPr>
-      </w:pPr>
-      <w:r>
-        <w:t xml:space="preserve">Alternative approaches (if necessary): </w:t>
-      </w:r>
-      <w:r>
-        <w:rPr>
-          <w:i/>
-          <w:iCs/>
-        </w:rPr>
-        <w:t>If this person’s part of the project is dependent on somebody else’s work, you must also describe</w:t>
-      </w:r>
-      <w:r>
-        <w:rPr>
-          <w:i/>
-          <w:iCs/>
-        </w:rPr>
-        <w:t xml:space="preserve"> your backup plan</w:t>
-      </w:r>
-      <w:r>
-        <w:rPr>
-          <w:i/>
-          <w:iCs/>
-        </w:rPr>
-        <w:t xml:space="preserve"> </w:t>
-      </w:r>
-      <w:r>
-        <w:rPr>
-          <w:i/>
-          <w:iCs/>
-        </w:rPr>
-        <w:t xml:space="preserve">for </w:t>
-      </w:r>
-      <w:r>
-        <w:rPr>
-          <w:i/>
-          <w:iCs/>
-        </w:rPr>
-        <w:t>what you will do if that work is not completed</w:t>
-      </w:r>
-    </w:p>
-    <w:p>
-      <w:pPr>
-        <w:pStyle w:val="ListParagraph"/>
-        <w:ind w:left="2160"/>
-      </w:pPr>
-    </w:p>
-    <w:p>
-      <w:pPr>
-        <w:pStyle w:val="ListParagraph"/>
-        <w:numPr>
-          <w:ilvl w:val="1"/>
-          <w:numId w:val="4"/>
-        </w:numPr>
-      </w:pPr>
-      <w:r>
-        <w:rPr>
-          <w:i/>
-          <w:iCs/>
-        </w:rPr>
-        <w:t>Person #2</w:t>
-      </w:r>
-      <w:r>
-        <w:t xml:space="preserve">, </w:t>
-      </w:r>
-      <w:proofErr w:type="spellStart"/>
-      <w:r>
-        <w:t>etc</w:t>
-      </w:r>
-      <w:proofErr w:type="spellEnd"/>
-    </w:p>
-    <w:p>
-      <w:pPr>
-        <w:tabs>
-          <w:tab w:val="num" w:pos="1440"/>
-        </w:tabs>
-      </w:pPr>
-    </w:p>
     <w:p/>
-    <w:p>
-      <w:pPr>
-        <w:ind w:left="720"/>
-      </w:pPr>
-      <w:r>
-        <w:t>Examples:</w:t>
-      </w:r>
-    </w:p>
-    <w:p>
-      <w:pPr>
-        <w:ind w:left="720"/>
-      </w:pPr>
-    </w:p>
-    <w:p>
-      <w:pPr>
-        <w:pStyle w:val="ListParagraph"/>
-        <w:numPr>
-          <w:ilvl w:val="0"/>
-          <w:numId w:val="10"/>
-        </w:numPr>
-      </w:pPr>
-      <w:r>
-        <w:t xml:space="preserve">If you are developing a model and someone else is testing or experimenting with it, then you should describe a (possibly simpler) test or experiment as a “back-up” plan </w:t>
-      </w:r>
-      <w:proofErr w:type="gramStart"/>
-      <w:r>
-        <w:t>in the event that</w:t>
-      </w:r>
-      <w:proofErr w:type="gramEnd"/>
-      <w:r>
-        <w:t xml:space="preserve"> the other person is unable to</w:t>
-      </w:r>
-      <w:r>
-        <w:t xml:space="preserve"> test or experiment with it</w:t>
-      </w:r>
-      <w:r>
-        <w:t>.</w:t>
-      </w:r>
-    </w:p>
-    <w:p>
-      <w:pPr>
-        <w:ind w:left="720"/>
-      </w:pPr>
-    </w:p>
-    <w:p>
-      <w:pPr>
-        <w:pStyle w:val="ListParagraph"/>
-        <w:numPr>
-          <w:ilvl w:val="0"/>
-          <w:numId w:val="10"/>
-        </w:numPr>
-      </w:pPr>
-      <w:r>
-        <w:t xml:space="preserve">If someone else is collecting data and you are implementing a model to analyze that data, then you will need a “back-up” plan for the collection of </w:t>
-      </w:r>
-      <w:proofErr w:type="gramStart"/>
-      <w:r>
-        <w:t>a</w:t>
-      </w:r>
-      <w:proofErr w:type="gramEnd"/>
-      <w:r>
-        <w:t xml:space="preserve"> (</w:t>
-      </w:r>
-      <w:r>
-        <w:t xml:space="preserve">possibly </w:t>
-      </w:r>
-      <w:r>
-        <w:t>simpler) dataset that can be analyzed if the other person is unable to collect the data.</w:t>
-      </w:r>
-    </w:p>
     <w:sectPr>
       <w:footerReference w:type="default" r:id="rId8"/>
       <w:pgSz w:w="12240" w:h="15840"/>
